--- a/a7/packages/A7 Unit 3 - Exponents and Scientific Notation/Question Banks/A7 3.01  Question Bank - Additional.docx
+++ b/a7/packages/A7 Unit 3 - Exponents and Scientific Notation/Question Banks/A7 3.01  Question Bank - Additional.docx
@@ -1880,7 +1880,7 @@
             <w:r>
               <w:drawing>
                 <wp:inline xmlns:a="http://schemas.openxmlformats.org/drawingml/2006/main" xmlns:pic="http://schemas.openxmlformats.org/drawingml/2006/picture">
-                  <wp:extent cx="131064" cy="146304"/>
+                  <wp:extent cx="313944" cy="143256"/>
                   <wp:docPr id="19" name="Picture 19"/>
                   <wp:cNvGraphicFramePr>
                     <a:graphicFrameLocks noChangeAspect="1"/>
@@ -1889,7 +1889,7 @@
                     <a:graphicData uri="http://schemas.openxmlformats.org/drawingml/2006/picture">
                       <pic:pic>
                         <pic:nvPicPr>
-                          <pic:cNvPr id="0" name="39b0d8a17d8f83f7.png"/>
+                          <pic:cNvPr id="0" name="4f5a6e4206910fd2.png"/>
                           <pic:cNvPicPr/>
                         </pic:nvPicPr>
                         <pic:blipFill>
@@ -1901,7 +1901,7 @@
                         <pic:spPr>
                           <a:xfrm>
                             <a:off x="0" y="0"/>
-                            <a:ext cx="131064" cy="146304"/>
+                            <a:ext cx="313944" cy="143256"/>
                           </a:xfrm>
                           <a:prstGeom prst="rect"/>
                         </pic:spPr>

--- a/a7/packages/A7 Unit 3 - Exponents and Scientific Notation/Question Banks/A7 3.01  Question Bank - Additional.docx
+++ b/a7/packages/A7 Unit 3 - Exponents and Scientific Notation/Question Banks/A7 3.01  Question Bank - Additional.docx
@@ -1762,7 +1762,7 @@
             <w:r>
               <w:drawing>
                 <wp:inline xmlns:a="http://schemas.openxmlformats.org/drawingml/2006/main" xmlns:pic="http://schemas.openxmlformats.org/drawingml/2006/picture">
-                  <wp:extent cx="128016" cy="143256"/>
+                  <wp:extent cx="188976" cy="146304"/>
                   <wp:docPr id="17" name="Picture 17"/>
                   <wp:cNvGraphicFramePr>
                     <a:graphicFrameLocks noChangeAspect="1"/>
@@ -1771,7 +1771,7 @@
                     <a:graphicData uri="http://schemas.openxmlformats.org/drawingml/2006/picture">
                       <pic:pic>
                         <pic:nvPicPr>
-                          <pic:cNvPr id="0" name="386e2f8f65ef7188.png"/>
+                          <pic:cNvPr id="0" name="1f8231dc177b41fe.png"/>
                           <pic:cNvPicPr/>
                         </pic:nvPicPr>
                         <pic:blipFill>
@@ -1783,7 +1783,7 @@
                         <pic:spPr>
                           <a:xfrm>
                             <a:off x="0" y="0"/>
-                            <a:ext cx="128016" cy="143256"/>
+                            <a:ext cx="188976" cy="146304"/>
                           </a:xfrm>
                           <a:prstGeom prst="rect"/>
                         </pic:spPr>
@@ -1821,7 +1821,7 @@
             <w:r>
               <w:drawing>
                 <wp:inline xmlns:a="http://schemas.openxmlformats.org/drawingml/2006/main" xmlns:pic="http://schemas.openxmlformats.org/drawingml/2006/picture">
-                  <wp:extent cx="131064" cy="146304"/>
+                  <wp:extent cx="128016" cy="143256"/>
                   <wp:docPr id="18" name="Picture 18"/>
                   <wp:cNvGraphicFramePr>
                     <a:graphicFrameLocks noChangeAspect="1"/>
@@ -1830,7 +1830,7 @@
                     <a:graphicData uri="http://schemas.openxmlformats.org/drawingml/2006/picture">
                       <pic:pic>
                         <pic:nvPicPr>
-                          <pic:cNvPr id="0" name="dc8304cae69c0d60.png"/>
+                          <pic:cNvPr id="0" name="386e2f8f65ef7188.png"/>
                           <pic:cNvPicPr/>
                         </pic:nvPicPr>
                         <pic:blipFill>
@@ -1842,7 +1842,7 @@
                         <pic:spPr>
                           <a:xfrm>
                             <a:off x="0" y="0"/>
-                            <a:ext cx="131064" cy="146304"/>
+                            <a:ext cx="128016" cy="143256"/>
                           </a:xfrm>
                           <a:prstGeom prst="rect"/>
                         </pic:spPr>
@@ -1939,7 +1939,7 @@
             <w:r>
               <w:drawing>
                 <wp:inline xmlns:a="http://schemas.openxmlformats.org/drawingml/2006/main" xmlns:pic="http://schemas.openxmlformats.org/drawingml/2006/picture">
-                  <wp:extent cx="188976" cy="146304"/>
+                  <wp:extent cx="131064" cy="146304"/>
                   <wp:docPr id="20" name="Picture 20"/>
                   <wp:cNvGraphicFramePr>
                     <a:graphicFrameLocks noChangeAspect="1"/>
@@ -1948,7 +1948,7 @@
                     <a:graphicData uri="http://schemas.openxmlformats.org/drawingml/2006/picture">
                       <pic:pic>
                         <pic:nvPicPr>
-                          <pic:cNvPr id="0" name="1f8231dc177b41fe.png"/>
+                          <pic:cNvPr id="0" name="dc8304cae69c0d60.png"/>
                           <pic:cNvPicPr/>
                         </pic:nvPicPr>
                         <pic:blipFill>
@@ -1960,7 +1960,7 @@
                         <pic:spPr>
                           <a:xfrm>
                             <a:off x="0" y="0"/>
-                            <a:ext cx="188976" cy="146304"/>
+                            <a:ext cx="131064" cy="146304"/>
                           </a:xfrm>
                           <a:prstGeom prst="rect"/>
                         </pic:spPr>
@@ -2122,7 +2122,7 @@
                     <a:graphicData uri="http://schemas.openxmlformats.org/drawingml/2006/picture">
                       <pic:pic>
                         <pic:nvPicPr>
-                          <pic:cNvPr id="0" name="81ec4a6b67663df4.png"/>
+                          <pic:cNvPr id="0" name="affed02517eae900.png"/>
                           <pic:cNvPicPr/>
                         </pic:nvPicPr>
                         <pic:blipFill>
@@ -2181,7 +2181,7 @@
                     <a:graphicData uri="http://schemas.openxmlformats.org/drawingml/2006/picture">
                       <pic:pic>
                         <pic:nvPicPr>
-                          <pic:cNvPr id="0" name="c15ad6523c33fd38.png"/>
+                          <pic:cNvPr id="0" name="fd46fe250a5f6306.png"/>
                           <pic:cNvPicPr/>
                         </pic:nvPicPr>
                         <pic:blipFill>
@@ -2231,8 +2231,126 @@
             <w:r>
               <w:drawing>
                 <wp:inline xmlns:a="http://schemas.openxmlformats.org/drawingml/2006/main" xmlns:pic="http://schemas.openxmlformats.org/drawingml/2006/picture">
+                  <wp:extent cx="390144" cy="170688"/>
+                  <wp:docPr id="24" name="Picture 24"/>
+                  <wp:cNvGraphicFramePr>
+                    <a:graphicFrameLocks noChangeAspect="1"/>
+                  </wp:cNvGraphicFramePr>
+                  <a:graphic>
+                    <a:graphicData uri="http://schemas.openxmlformats.org/drawingml/2006/picture">
+                      <pic:pic>
+                        <pic:nvPicPr>
+                          <pic:cNvPr id="0" name="c15ad6523c33fd38.png"/>
+                          <pic:cNvPicPr/>
+                        </pic:nvPicPr>
+                        <pic:blipFill>
+                          <a:blip r:embed="rId32"/>
+                          <a:stretch>
+                            <a:fillRect/>
+                          </a:stretch>
+                        </pic:blipFill>
+                        <pic:spPr>
+                          <a:xfrm>
+                            <a:off x="0" y="0"/>
+                            <a:ext cx="390144" cy="170688"/>
+                          </a:xfrm>
+                          <a:prstGeom prst="rect"/>
+                        </pic:spPr>
+                      </pic:pic>
+                    </a:graphicData>
+                  </a:graphic>
+                </wp:inline>
+              </w:drawing>
+            </w:r>
+          </w:p>
+          <w:p>
+            <w:pPr>
+              <w:spacing w:before="40" w:after="40"/>
+              <w:ind w:left="1300" w:hanging="380"/>
+            </w:pPr>
+            <w:r>
+              <w:rPr>
+                <w:rFonts w:ascii="FreeSerif" w:hAnsi="FreeSerif" w:eastAsia="FreeSerif"/>
+                <w:b w:val="0"/>
+                <w:i w:val="0"/>
+                <w:color w:val="1A1A1A"/>
+                <w:sz w:val="22"/>
+              </w:rPr>
+              <w:t xml:space="preserve">□   </w:t>
+            </w:r>
+            <w:r>
+              <w:rPr>
+                <w:b w:val="0"/>
+                <w:i w:val="0"/>
+                <w:color w:val="1A1A1A"/>
+                <w:sz w:val="22"/>
+              </w:rPr>
+              <w:t xml:space="preserve">D.  </w:t>
+            </w:r>
+            <w:r>
+              <w:drawing>
+                <wp:inline xmlns:a="http://schemas.openxmlformats.org/drawingml/2006/main" xmlns:pic="http://schemas.openxmlformats.org/drawingml/2006/picture">
+                  <wp:extent cx="527304" cy="143256"/>
+                  <wp:docPr id="25" name="Picture 25"/>
+                  <wp:cNvGraphicFramePr>
+                    <a:graphicFrameLocks noChangeAspect="1"/>
+                  </wp:cNvGraphicFramePr>
+                  <a:graphic>
+                    <a:graphicData uri="http://schemas.openxmlformats.org/drawingml/2006/picture">
+                      <pic:pic>
+                        <pic:nvPicPr>
+                          <pic:cNvPr id="0" name="81ec4a6b67663df4.png"/>
+                          <pic:cNvPicPr/>
+                        </pic:nvPicPr>
+                        <pic:blipFill>
+                          <a:blip r:embed="rId33"/>
+                          <a:stretch>
+                            <a:fillRect/>
+                          </a:stretch>
+                        </pic:blipFill>
+                        <pic:spPr>
+                          <a:xfrm>
+                            <a:off x="0" y="0"/>
+                            <a:ext cx="527304" cy="143256"/>
+                          </a:xfrm>
+                          <a:prstGeom prst="rect"/>
+                        </pic:spPr>
+                      </pic:pic>
+                    </a:graphicData>
+                  </a:graphic>
+                </wp:inline>
+              </w:drawing>
+            </w:r>
+          </w:p>
+          <w:p>
+            <w:pPr>
+              <w:spacing w:before="40" w:after="40"/>
+              <w:ind w:left="1300" w:hanging="380"/>
+            </w:pPr>
+            <w:r>
+              <w:rPr>
+                <w:rFonts w:ascii="FreeSerif" w:hAnsi="FreeSerif" w:eastAsia="FreeSerif"/>
+                <w:b w:val="0"/>
+                <w:i w:val="0"/>
+                <w:color w:val="1A1A1A"/>
+                <w:sz w:val="22"/>
+              </w:rPr>
+              <w:t xml:space="preserve">□   </w:t>
+            </w:r>
+            <w:r>
+              <w:rPr>
+                <w:b w:val="0"/>
+                <w:i w:val="0"/>
+                <w:color w:val="1A1A1A"/>
+                <w:sz w:val="22"/>
+              </w:rPr>
+              <w:t xml:space="preserve">E.  </w:t>
+            </w:r>
+            <w:r>
+              <w:drawing>
+                <wp:inline xmlns:a="http://schemas.openxmlformats.org/drawingml/2006/main" xmlns:pic="http://schemas.openxmlformats.org/drawingml/2006/picture">
                   <wp:extent cx="530352" cy="143256"/>
-                  <wp:docPr id="24" name="Picture 24"/>
+                  <wp:docPr id="26" name="Picture 26"/>
                   <wp:cNvGraphicFramePr>
                     <a:graphicFrameLocks noChangeAspect="1"/>
                   </wp:cNvGraphicFramePr>
@@ -2244,7 +2362,7 @@
                           <pic:cNvPicPr/>
                         </pic:nvPicPr>
                         <pic:blipFill>
-                          <a:blip r:embed="rId32"/>
+                          <a:blip r:embed="rId34"/>
                           <a:stretch>
                             <a:fillRect/>
                           </a:stretch>
@@ -2285,13 +2403,13 @@
                 <w:color w:val="1A1A1A"/>
                 <w:sz w:val="22"/>
               </w:rPr>
-              <w:t xml:space="preserve">D.  </w:t>
+              <w:t xml:space="preserve">F.  </w:t>
             </w:r>
             <w:r>
               <w:drawing>
                 <wp:inline xmlns:a="http://schemas.openxmlformats.org/drawingml/2006/main" xmlns:pic="http://schemas.openxmlformats.org/drawingml/2006/picture">
                   <wp:extent cx="283464" cy="143256"/>
-                  <wp:docPr id="25" name="Picture 25"/>
+                  <wp:docPr id="27" name="Picture 27"/>
                   <wp:cNvGraphicFramePr>
                     <a:graphicFrameLocks noChangeAspect="1"/>
                   </wp:cNvGraphicFramePr>
@@ -2303,7 +2421,7 @@
                           <pic:cNvPicPr/>
                         </pic:nvPicPr>
                         <pic:blipFill>
-                          <a:blip r:embed="rId33"/>
+                          <a:blip r:embed="rId35"/>
                           <a:stretch>
                             <a:fillRect/>
                           </a:stretch>
@@ -2312,124 +2430,6 @@
                           <a:xfrm>
                             <a:off x="0" y="0"/>
                             <a:ext cx="283464" cy="143256"/>
-                          </a:xfrm>
-                          <a:prstGeom prst="rect"/>
-                        </pic:spPr>
-                      </pic:pic>
-                    </a:graphicData>
-                  </a:graphic>
-                </wp:inline>
-              </w:drawing>
-            </w:r>
-          </w:p>
-          <w:p>
-            <w:pPr>
-              <w:spacing w:before="40" w:after="40"/>
-              <w:ind w:left="1300" w:hanging="380"/>
-            </w:pPr>
-            <w:r>
-              <w:rPr>
-                <w:rFonts w:ascii="FreeSerif" w:hAnsi="FreeSerif" w:eastAsia="FreeSerif"/>
-                <w:b w:val="0"/>
-                <w:i w:val="0"/>
-                <w:color w:val="1A1A1A"/>
-                <w:sz w:val="22"/>
-              </w:rPr>
-              <w:t xml:space="preserve">□   </w:t>
-            </w:r>
-            <w:r>
-              <w:rPr>
-                <w:b w:val="0"/>
-                <w:i w:val="0"/>
-                <w:color w:val="1A1A1A"/>
-                <w:sz w:val="22"/>
-              </w:rPr>
-              <w:t xml:space="preserve">E.  </w:t>
-            </w:r>
-            <w:r>
-              <w:drawing>
-                <wp:inline xmlns:a="http://schemas.openxmlformats.org/drawingml/2006/main" xmlns:pic="http://schemas.openxmlformats.org/drawingml/2006/picture">
-                  <wp:extent cx="527304" cy="143256"/>
-                  <wp:docPr id="26" name="Picture 26"/>
-                  <wp:cNvGraphicFramePr>
-                    <a:graphicFrameLocks noChangeAspect="1"/>
-                  </wp:cNvGraphicFramePr>
-                  <a:graphic>
-                    <a:graphicData uri="http://schemas.openxmlformats.org/drawingml/2006/picture">
-                      <pic:pic>
-                        <pic:nvPicPr>
-                          <pic:cNvPr id="0" name="affed02517eae900.png"/>
-                          <pic:cNvPicPr/>
-                        </pic:nvPicPr>
-                        <pic:blipFill>
-                          <a:blip r:embed="rId34"/>
-                          <a:stretch>
-                            <a:fillRect/>
-                          </a:stretch>
-                        </pic:blipFill>
-                        <pic:spPr>
-                          <a:xfrm>
-                            <a:off x="0" y="0"/>
-                            <a:ext cx="527304" cy="143256"/>
-                          </a:xfrm>
-                          <a:prstGeom prst="rect"/>
-                        </pic:spPr>
-                      </pic:pic>
-                    </a:graphicData>
-                  </a:graphic>
-                </wp:inline>
-              </w:drawing>
-            </w:r>
-          </w:p>
-          <w:p>
-            <w:pPr>
-              <w:spacing w:before="40" w:after="40"/>
-              <w:ind w:left="1300" w:hanging="380"/>
-            </w:pPr>
-            <w:r>
-              <w:rPr>
-                <w:rFonts w:ascii="FreeSerif" w:hAnsi="FreeSerif" w:eastAsia="FreeSerif"/>
-                <w:b w:val="0"/>
-                <w:i w:val="0"/>
-                <w:color w:val="1A1A1A"/>
-                <w:sz w:val="22"/>
-              </w:rPr>
-              <w:t xml:space="preserve">□   </w:t>
-            </w:r>
-            <w:r>
-              <w:rPr>
-                <w:b w:val="0"/>
-                <w:i w:val="0"/>
-                <w:color w:val="1A1A1A"/>
-                <w:sz w:val="22"/>
-              </w:rPr>
-              <w:t xml:space="preserve">F.  </w:t>
-            </w:r>
-            <w:r>
-              <w:drawing>
-                <wp:inline xmlns:a="http://schemas.openxmlformats.org/drawingml/2006/main" xmlns:pic="http://schemas.openxmlformats.org/drawingml/2006/picture">
-                  <wp:extent cx="390144" cy="170688"/>
-                  <wp:docPr id="27" name="Picture 27"/>
-                  <wp:cNvGraphicFramePr>
-                    <a:graphicFrameLocks noChangeAspect="1"/>
-                  </wp:cNvGraphicFramePr>
-                  <a:graphic>
-                    <a:graphicData uri="http://schemas.openxmlformats.org/drawingml/2006/picture">
-                      <pic:pic>
-                        <pic:nvPicPr>
-                          <pic:cNvPr id="0" name="fd46fe250a5f6306.png"/>
-                          <pic:cNvPicPr/>
-                        </pic:nvPicPr>
-                        <pic:blipFill>
-                          <a:blip r:embed="rId35"/>
-                          <a:stretch>
-                            <a:fillRect/>
-                          </a:stretch>
-                        </pic:blipFill>
-                        <pic:spPr>
-                          <a:xfrm>
-                            <a:off x="0" y="0"/>
-                            <a:ext cx="390144" cy="170688"/>
                           </a:xfrm>
                           <a:prstGeom prst="rect"/>
                         </pic:spPr>
